--- a/Warehouse Wizard Proposal - Starter + Cycle Counting - 07-2026.docx
+++ b/Warehouse Wizard Proposal - Starter + Cycle Counting - 07-2026.docx
@@ -1,6 +1,6 @@
 
 <file path=word/document.xml><?xml version="1.0" encoding="utf-8"?>
-<w:document xmlns:wpc="http://schemas.microsoft.com/office/word/2010/wordprocessingCanvas" xmlns:cx="http://schemas.microsoft.com/office/drawing/2014/chartex" xmlns:cx1="http://schemas.microsoft.com/office/drawing/2015/9/8/chartex" xmlns:cx2="http://schemas.microsoft.com/office/drawing/2015/10/21/chartex" xmlns:cx3="http://schemas.microsoft.com/office/drawing/2016/5/9/chartex" xmlns:cx4="http://schemas.microsoft.com/office/drawing/2016/5/10/chartex" xmlns:cx5="http://schemas.microsoft.com/office/drawing/2016/5/11/chartex" xmlns:cx6="http://schemas.microsoft.com/office/drawing/2016/5/12/chartex" xmlns:cx7="http://schemas.microsoft.com/office/drawing/2016/5/13/chartex" xmlns:cx8="http://schemas.microsoft.com/office/drawing/2016/5/14/chartex" xmlns:mc="http://schemas.openxmlformats.org/markup-compatibility/2006" xmlns:aink="http://schemas.microsoft.com/office/drawing/2016/ink" xmlns:am3d="http://schemas.microsoft.com/office/drawing/2017/model3d" xmlns:o="urn:schemas-microsoft-com:office:office" xmlns:oel="http://schemas.microsoft.com/office/2019/extlst" xmlns:r="http://schemas.openxmlformats.org/officeDocument/2006/relationships" xmlns:m="http://schemas.openxmlformats.org/officeDocument/2006/math" xmlns:v="urn:schemas-microsoft-com:vml" xmlns:wp14="http://schemas.microsoft.com/office/word/2010/wordprocessingDrawing" xmlns:wp="http://schemas.openxmlformats.org/drawingml/2006/wordprocessingDrawing" xmlns:w10="urn:schemas-microsoft-com:office:word" xmlns:w="http://schemas.openxmlformats.org/wordprocessingml/2006/main" xmlns:w14="http://schemas.microsoft.com/office/word/2010/wordml" xmlns:w15="http://schemas.microsoft.com/office/word/2012/wordml" xmlns:w16cex="http://schemas.microsoft.com/office/word/2018/wordml/cex" xmlns:w16cid="http://schemas.microsoft.com/office/word/2016/wordml/cid" xmlns:w16="http://schemas.microsoft.com/office/word/2018/wordml" xmlns:w16du="http://schemas.microsoft.com/office/word/2023/wordml/word16du" xmlns:w16sdtdh="http://schemas.microsoft.com/office/word/2020/wordml/sdtdatahash" xmlns:w16sdtfl="http://schemas.microsoft.com/office/word/2024/wordml/sdtformatlock" xmlns:w16se="http://schemas.microsoft.com/office/word/2015/wordml/symex" xmlns:wpg="http://schemas.microsoft.com/office/word/2010/wordprocessingGroup" xmlns:wpi="http://schemas.microsoft.com/office/word/2010/wordprocessingInk" xmlns:wne="http://schemas.microsoft.com/office/word/2006/wordml" xmlns:wps="http://schemas.microsoft.com/office/word/2010/wordprocessingShape" mc:Ignorable="w14 w15 w16se w16cid w16 w16cex w16sdtdh w16sdtfl w16du wp14">
+<w:document xmlns:wpc="http://schemas.microsoft.com/office/word/2010/wordprocessingCanvas" xmlns:cx="http://schemas.microsoft.com/office/drawing/2014/chartex" xmlns:cx1="http://schemas.microsoft.com/office/drawing/2015/9/8/chartex" xmlns:cx2="http://schemas.microsoft.com/office/drawing/2015/10/21/chartex" xmlns:cx3="http://schemas.microsoft.com/office/drawing/2016/5/9/chartex" xmlns:cx4="http://schemas.microsoft.com/office/drawing/2016/5/10/chartex" xmlns:cx5="http://schemas.microsoft.com/office/drawing/2016/5/11/chartex" xmlns:cx6="http://schemas.microsoft.com/office/drawing/2016/5/12/chartex" xmlns:cx7="http://schemas.microsoft.com/office/drawing/2016/5/13/chartex" xmlns:cx8="http://schemas.microsoft.com/office/drawing/2016/5/14/chartex" xmlns:mc="http://schemas.openxmlformats.org/markup-compatibility/2006" xmlns:aink="http://schemas.microsoft.com/office/drawing/2016/ink" xmlns:am3d="http://schemas.microsoft.com/office/drawing/2017/model3d" xmlns:o="urn:schemas-microsoft-com:office:office" xmlns:oel="http://schemas.microsoft.com/office/2019/extlst" xmlns:r="http://schemas.openxmlformats.org/officeDocument/2006/relationships" xmlns:m="http://schemas.openxmlformats.org/officeDocument/2006/math" xmlns:v="urn:schemas-microsoft-com:vml" xmlns:wp14="http://schemas.microsoft.com/office/word/2010/wordprocessingDrawing" xmlns:wp="http://schemas.openxmlformats.org/drawingml/2006/wordprocessingDrawing" xmlns:w10="urn:schemas-microsoft-com:office:word" xmlns:w="http://schemas.openxmlformats.org/wordprocessingml/2006/main" xmlns:w14="http://schemas.microsoft.com/office/word/2010/wordml" xmlns:w15="http://schemas.microsoft.com/office/word/2012/wordml" xmlns:w16cei="http://schemas.microsoft.com/office/word/2026/wordml/cei" xmlns:w16cex="http://schemas.microsoft.com/office/word/2018/wordml/cex" xmlns:w16cid="http://schemas.microsoft.com/office/word/2016/wordml/cid" xmlns:w16="http://schemas.microsoft.com/office/word/2018/wordml" xmlns:w16du="http://schemas.microsoft.com/office/word/2023/wordml/word16du" xmlns:w16sdtdh="http://schemas.microsoft.com/office/word/2020/wordml/sdtdatahash" xmlns:w16sdtfl="http://schemas.microsoft.com/office/word/2024/wordml/sdtformatlock" xmlns:w16se="http://schemas.microsoft.com/office/word/2015/wordml/symex" xmlns:wpg="http://schemas.microsoft.com/office/word/2010/wordprocessingGroup" xmlns:wpi="http://schemas.microsoft.com/office/word/2010/wordprocessingInk" xmlns:wne="http://schemas.microsoft.com/office/word/2006/wordml" xmlns:wps="http://schemas.microsoft.com/office/word/2010/wordprocessingShape" mc:Ignorable="w14 w15 w16se w16cid w16 w16cex w16sdtdh w16sdtfl w16du wp14">
   <w:body>
     <w:p>
       <w:pPr>
@@ -181,27 +181,6 @@
       <w:r>
         <w:t>Our recommended Starter Package — now enhanced with the Cycle Counting module — provides broad warehouse control at BBD $300 per month with a first-year investment of BBD $5,850, supporting near-term operational improvements and long-term scalability.</w:t>
       </w:r>
-      <w:r>
-        <w:rPr>
-          <w:b/>
-          <w:bCs/>
-        </w:rPr>
-      </w:r>
-      <w:r/>
-      <w:r>
-        <w:rPr>
-          <w:b/>
-          <w:bCs/>
-        </w:rPr>
-      </w:r>
-      <w:r/>
-      <w:r>
-        <w:rPr>
-          <w:b/>
-          <w:bCs/>
-        </w:rPr>
-      </w:r>
-      <w:r/>
     </w:p>
     <w:p>
       <w:pPr>
@@ -397,16 +376,11 @@
         <w:br/>
       </w:r>
       <w:r>
-        <w:rPr>
-          <w:noProof/>
-          <w:kern w:val="2"/>
-          <w14:ligatures w14:val="standardContextual"/>
-        </w:rPr>
         <w:drawing>
-          <wp:inline distT="0" distB="0" distL="0" distR="0" wp14:anchorId="1111D04B" wp14:editId="002B6378">
-            <wp:extent cx="5731510" cy="3298825"/>
+          <wp:inline distT="0" distB="0" distL="0" distR="0" wp14:anchorId="1D124954" wp14:editId="542851B8">
+            <wp:extent cx="5731510" cy="2840355"/>
             <wp:effectExtent l="0" t="0" r="2540" b="0"/>
-            <wp:docPr id="2005409309" name="Picture 1"/>
+            <wp:docPr id="1150258311" name="Picture 1"/>
             <wp:cNvGraphicFramePr>
               <a:graphicFrameLocks xmlns:a="http://schemas.openxmlformats.org/drawingml/2006/main" noChangeAspect="1"/>
             </wp:cNvGraphicFramePr>
@@ -414,171 +388,7 @@
               <a:graphicData uri="http://schemas.openxmlformats.org/drawingml/2006/picture">
                 <pic:pic xmlns:pic="http://schemas.openxmlformats.org/drawingml/2006/picture">
                   <pic:nvPicPr>
-                    <pic:cNvPr id="2005409309" name=""/>
-                    <pic:cNvPicPr/>
-                  </pic:nvPicPr>
-                  <pic:blipFill>
-                    <a:blip r:embed="rId5"/>
-                    <a:stretch>
-                      <a:fillRect/>
-                    </a:stretch>
-                  </pic:blipFill>
-                  <pic:spPr>
-                    <a:xfrm>
-                      <a:off x="0" y="0"/>
-                      <a:ext cx="5731510" cy="3298825"/>
-                    </a:xfrm>
-                    <a:prstGeom prst="rect">
-                      <a:avLst/>
-                    </a:prstGeom>
-                  </pic:spPr>
-                </pic:pic>
-              </a:graphicData>
-            </a:graphic>
-          </wp:inline>
-        </w:drawing>
-      </w:r>
-    </w:p>
-    <w:p>
-      <w:pPr>
-        <w:rPr>
-          <w:kern w:val="2"/>
-          <w14:ligatures w14:val="standardContextual"/>
-        </w:rPr>
-      </w:pPr>
-    </w:p>
-    <w:p>
-      <w:pPr>
-        <w:pStyle w:val="Heading2"/>
-        <w:rPr>
-          <w:kern w:val="2"/>
-          <w14:ligatures w14:val="standardContextual"/>
-        </w:rPr>
-      </w:pPr>
-      <w:r>
-        <w:lastRenderedPageBreak/>
-        <w:t>Guided Product Assignment</w:t>
-      </w:r>
-    </w:p>
-    <w:p>
-      <w:r>
-        <w:t>Warehouse Wizard uses product characteristics (size, weight, category, storage requirements) and warehouse constraints (capacity, accessibility, safety) to suggest suitable storage locations. This guided assignment can reduce handling time and improve warehouse organization.</w:t>
-      </w:r>
-    </w:p>
-    <w:p>
-      <w:pPr>
-        <w:rPr>
-          <w:kern w:val="2"/>
-          <w14:ligatures w14:val="standardContextual"/>
-        </w:rPr>
-      </w:pPr>
-      <w:r>
-        <w:rPr>
-          <w:noProof/>
-          <w:kern w:val="2"/>
-          <w14:ligatures w14:val="standardContextual"/>
-        </w:rPr>
-        <w:drawing>
-          <wp:inline distT="0" distB="0" distL="0" distR="0" wp14:anchorId="67E0274F" wp14:editId="2A9E4AAE">
-            <wp:extent cx="5731510" cy="3362325"/>
-            <wp:effectExtent l="0" t="0" r="2540" b="9525"/>
-            <wp:docPr id="620833493" name="Picture 1"/>
-            <wp:cNvGraphicFramePr>
-              <a:graphicFrameLocks xmlns:a="http://schemas.openxmlformats.org/drawingml/2006/main" noChangeAspect="1"/>
-            </wp:cNvGraphicFramePr>
-            <a:graphic xmlns:a="http://schemas.openxmlformats.org/drawingml/2006/main">
-              <a:graphicData uri="http://schemas.openxmlformats.org/drawingml/2006/picture">
-                <pic:pic xmlns:pic="http://schemas.openxmlformats.org/drawingml/2006/picture">
-                  <pic:nvPicPr>
-                    <pic:cNvPr id="620833493" name=""/>
-                    <pic:cNvPicPr/>
-                  </pic:nvPicPr>
-                  <pic:blipFill>
-                    <a:blip r:embed="rId6"/>
-                    <a:stretch>
-                      <a:fillRect/>
-                    </a:stretch>
-                  </pic:blipFill>
-                  <pic:spPr>
-                    <a:xfrm>
-                      <a:off x="0" y="0"/>
-                      <a:ext cx="5731510" cy="3362325"/>
-                    </a:xfrm>
-                    <a:prstGeom prst="rect">
-                      <a:avLst/>
-                    </a:prstGeom>
-                  </pic:spPr>
-                </pic:pic>
-              </a:graphicData>
-            </a:graphic>
-          </wp:inline>
-        </w:drawing>
-      </w:r>
-    </w:p>
-    <w:p>
-      <w:pPr>
-        <w:rPr>
-          <w:kern w:val="2"/>
-          <w14:ligatures w14:val="standardContextual"/>
-        </w:rPr>
-      </w:pPr>
-    </w:p>
-    <w:p>
-      <w:pPr>
-        <w:pStyle w:val="Heading2"/>
-      </w:pPr>
-      <w:r>
-        <w:t>Operational Control &amp; Visibility</w:t>
-      </w:r>
-    </w:p>
-    <w:p>
-      <w:bookmarkStart w:id="3" w:name="core-features"/>
-      <w:r>
-        <w:t>Tracking of receiving, movement, picking, and dispatch activities provides management with up-to-date visibility into warehouse operations. Actions can be recorded with user accountability, supporting an audit trail.</w:t>
-      </w:r>
-    </w:p>
-    <w:p>
-      <w:pPr>
-        <w:pStyle w:val="Heading2"/>
-      </w:pPr>
-      <w:bookmarkStart w:id="3" w:name="core-features"/>
-      <w:r>
-        <w:t>Cycle Counting &amp; Inventory Accuracy</w:t>
-      </w:r>
-    </w:p>
-    <w:p>
-      <w:pPr/>
-      <w:bookmarkStart w:id="3" w:name="core-features"/>
-      <w:r>
-        <w:t>The Cycle Counting module replaces disruptive full-warehouse stock takes with small, scheduled counts performed continuously throughout the year. Staff are guided to count specific locations or product groups on a rolling basis, discrepancies are flagged and reconciled with a full audit trail, and inventory accuracy is tracked over time — keeping stock records reliable without halting daily operations.</w:t>
-      </w:r>
-    </w:p>
-    <w:p>
-      <w:pPr>
-        <w:rPr>
-          <w:kern w:val="2"/>
-          <w14:ligatures w14:val="standardContextual"/>
-        </w:rPr>
-      </w:pPr>
-      <w:r>
-        <w:rPr>
-          <w:noProof/>
-          <w:kern w:val="2"/>
-          <w14:ligatures w14:val="standardContextual"/>
-        </w:rPr>
-        <w:drawing>
-          <wp:inline distT="0" distB="0" distL="0" distR="0" wp14:anchorId="143FF1C7" wp14:editId="43377BFA">
-            <wp:extent cx="5731510" cy="1994535"/>
-            <wp:effectExtent l="0" t="0" r="2540" b="5715"/>
-            <wp:docPr id="1986411904" name="Picture 1"/>
-            <wp:cNvGraphicFramePr>
-              <a:graphicFrameLocks xmlns:a="http://schemas.openxmlformats.org/drawingml/2006/main" noChangeAspect="1"/>
-            </wp:cNvGraphicFramePr>
-            <a:graphic xmlns:a="http://schemas.openxmlformats.org/drawingml/2006/main">
-              <a:graphicData uri="http://schemas.openxmlformats.org/drawingml/2006/picture">
-                <pic:pic xmlns:pic="http://schemas.openxmlformats.org/drawingml/2006/picture">
-                  <pic:nvPicPr>
-                    <pic:cNvPr id="1986411904" name=""/>
+                    <pic:cNvPr id="1150258311" name=""/>
                     <pic:cNvPicPr/>
                   </pic:nvPicPr>
                   <pic:blipFill>
@@ -590,7 +400,268 @@
                   <pic:spPr>
                     <a:xfrm>
                       <a:off x="0" y="0"/>
-                      <a:ext cx="5731510" cy="1994535"/>
+                      <a:ext cx="5731510" cy="2840355"/>
+                    </a:xfrm>
+                    <a:prstGeom prst="rect">
+                      <a:avLst/>
+                    </a:prstGeom>
+                  </pic:spPr>
+                </pic:pic>
+              </a:graphicData>
+            </a:graphic>
+          </wp:inline>
+        </w:drawing>
+      </w:r>
+    </w:p>
+    <w:p>
+      <w:r>
+        <w:lastRenderedPageBreak/>
+        <w:drawing>
+          <wp:inline distT="0" distB="0" distL="0" distR="0" wp14:anchorId="18445364" wp14:editId="58B78C22">
+            <wp:extent cx="3163643" cy="2852928"/>
+            <wp:effectExtent l="0" t="0" r="0" b="5080"/>
+            <wp:docPr id="2102352726" name="Picture 1"/>
+            <wp:cNvGraphicFramePr>
+              <a:graphicFrameLocks xmlns:a="http://schemas.openxmlformats.org/drawingml/2006/main" noChangeAspect="1"/>
+            </wp:cNvGraphicFramePr>
+            <a:graphic xmlns:a="http://schemas.openxmlformats.org/drawingml/2006/main">
+              <a:graphicData uri="http://schemas.openxmlformats.org/drawingml/2006/picture">
+                <pic:pic xmlns:pic="http://schemas.openxmlformats.org/drawingml/2006/picture">
+                  <pic:nvPicPr>
+                    <pic:cNvPr id="2102352726" name=""/>
+                    <pic:cNvPicPr/>
+                  </pic:nvPicPr>
+                  <pic:blipFill>
+                    <a:blip r:embed="rId8"/>
+                    <a:stretch>
+                      <a:fillRect/>
+                    </a:stretch>
+                  </pic:blipFill>
+                  <pic:spPr>
+                    <a:xfrm>
+                      <a:off x="0" y="0"/>
+                      <a:ext cx="3168993" cy="2857753"/>
+                    </a:xfrm>
+                    <a:prstGeom prst="rect">
+                      <a:avLst/>
+                    </a:prstGeom>
+                  </pic:spPr>
+                </pic:pic>
+              </a:graphicData>
+            </a:graphic>
+          </wp:inline>
+        </w:drawing>
+      </w:r>
+    </w:p>
+    <w:p>
+      <w:pPr>
+        <w:rPr>
+          <w:kern w:val="2"/>
+          <w14:ligatures w14:val="standardContextual"/>
+        </w:rPr>
+      </w:pPr>
+    </w:p>
+    <w:p>
+      <w:pPr>
+        <w:rPr>
+          <w:kern w:val="2"/>
+          <w14:ligatures w14:val="standardContextual"/>
+        </w:rPr>
+      </w:pPr>
+    </w:p>
+    <w:p>
+      <w:pPr>
+        <w:rPr>
+          <w:kern w:val="2"/>
+          <w14:ligatures w14:val="standardContextual"/>
+        </w:rPr>
+      </w:pPr>
+    </w:p>
+    <w:p>
+      <w:pPr>
+        <w:pStyle w:val="Heading2"/>
+        <w:rPr>
+          <w:kern w:val="2"/>
+          <w14:ligatures w14:val="standardContextual"/>
+        </w:rPr>
+      </w:pPr>
+      <w:r>
+        <w:t>Guided Product Assignment</w:t>
+      </w:r>
+    </w:p>
+    <w:p>
+      <w:r>
+        <w:t xml:space="preserve">Warehouse Wizard </w:t>
+      </w:r>
+      <w:r>
+        <w:t xml:space="preserve">can </w:t>
+      </w:r>
+      <w:r>
+        <w:t>use product characteristics (size, weight, category, storage requirements) and warehouse constraints (capacity, accessibility, safety) to suggest suitable storage locations. This guided assignment can reduce handling time and improve warehouse organization.</w:t>
+      </w:r>
+    </w:p>
+    <w:p>
+      <w:pPr>
+        <w:rPr>
+          <w:kern w:val="2"/>
+          <w14:ligatures w14:val="standardContextual"/>
+        </w:rPr>
+      </w:pPr>
+      <w:r>
+        <w:rPr>
+          <w:kern w:val="2"/>
+          <w14:ligatures w14:val="standardContextual"/>
+        </w:rPr>
+        <w:drawing>
+          <wp:inline distT="0" distB="0" distL="0" distR="0" wp14:anchorId="05411E26" wp14:editId="0E023A1E">
+            <wp:extent cx="5731510" cy="2840355"/>
+            <wp:effectExtent l="0" t="0" r="2540" b="0"/>
+            <wp:docPr id="896216654" name="Picture 1"/>
+            <wp:cNvGraphicFramePr>
+              <a:graphicFrameLocks xmlns:a="http://schemas.openxmlformats.org/drawingml/2006/main" noChangeAspect="1"/>
+            </wp:cNvGraphicFramePr>
+            <a:graphic xmlns:a="http://schemas.openxmlformats.org/drawingml/2006/main">
+              <a:graphicData uri="http://schemas.openxmlformats.org/drawingml/2006/picture">
+                <pic:pic xmlns:pic="http://schemas.openxmlformats.org/drawingml/2006/picture">
+                  <pic:nvPicPr>
+                    <pic:cNvPr id="896216654" name=""/>
+                    <pic:cNvPicPr/>
+                  </pic:nvPicPr>
+                  <pic:blipFill>
+                    <a:blip r:embed="rId9"/>
+                    <a:stretch>
+                      <a:fillRect/>
+                    </a:stretch>
+                  </pic:blipFill>
+                  <pic:spPr>
+                    <a:xfrm>
+                      <a:off x="0" y="0"/>
+                      <a:ext cx="5731510" cy="2840355"/>
+                    </a:xfrm>
+                    <a:prstGeom prst="rect">
+                      <a:avLst/>
+                    </a:prstGeom>
+                  </pic:spPr>
+                </pic:pic>
+              </a:graphicData>
+            </a:graphic>
+          </wp:inline>
+        </w:drawing>
+      </w:r>
+    </w:p>
+    <w:p>
+      <w:pPr>
+        <w:rPr>
+          <w:kern w:val="2"/>
+          <w14:ligatures w14:val="standardContextual"/>
+        </w:rPr>
+      </w:pPr>
+    </w:p>
+    <w:p>
+      <w:pPr>
+        <w:pStyle w:val="Heading2"/>
+      </w:pPr>
+      <w:r>
+        <w:t>Operational Control &amp; Visibility</w:t>
+      </w:r>
+    </w:p>
+    <w:p>
+      <w:bookmarkStart w:id="3" w:name="core-features"/>
+      <w:r>
+        <w:lastRenderedPageBreak/>
+        <w:t>Tracking of receiving, movement, picking, and dispatch activities provides management with up-to-date visibility into warehouse operations. Actions can be recorded with user accountability, supporting an audit trail.</w:t>
+      </w:r>
+    </w:p>
+    <w:p>
+      <w:r>
+        <w:drawing>
+          <wp:inline distT="0" distB="0" distL="0" distR="0" wp14:anchorId="14E90325" wp14:editId="4C6425EF">
+            <wp:extent cx="5731510" cy="2823845"/>
+            <wp:effectExtent l="0" t="0" r="2540" b="0"/>
+            <wp:docPr id="1360200352" name="Picture 1"/>
+            <wp:cNvGraphicFramePr>
+              <a:graphicFrameLocks xmlns:a="http://schemas.openxmlformats.org/drawingml/2006/main" noChangeAspect="1"/>
+            </wp:cNvGraphicFramePr>
+            <a:graphic xmlns:a="http://schemas.openxmlformats.org/drawingml/2006/main">
+              <a:graphicData uri="http://schemas.openxmlformats.org/drawingml/2006/picture">
+                <pic:pic xmlns:pic="http://schemas.openxmlformats.org/drawingml/2006/picture">
+                  <pic:nvPicPr>
+                    <pic:cNvPr id="1360200352" name=""/>
+                    <pic:cNvPicPr/>
+                  </pic:nvPicPr>
+                  <pic:blipFill>
+                    <a:blip r:embed="rId10"/>
+                    <a:stretch>
+                      <a:fillRect/>
+                    </a:stretch>
+                  </pic:blipFill>
+                  <pic:spPr>
+                    <a:xfrm>
+                      <a:off x="0" y="0"/>
+                      <a:ext cx="5731510" cy="2823845"/>
+                    </a:xfrm>
+                    <a:prstGeom prst="rect">
+                      <a:avLst/>
+                    </a:prstGeom>
+                  </pic:spPr>
+                </pic:pic>
+              </a:graphicData>
+            </a:graphic>
+          </wp:inline>
+        </w:drawing>
+      </w:r>
+    </w:p>
+    <w:p/>
+    <w:p>
+      <w:pPr>
+        <w:pStyle w:val="Heading2"/>
+      </w:pPr>
+      <w:r>
+        <w:t>Cycle Counting &amp; Inventory Accuracy</w:t>
+      </w:r>
+    </w:p>
+    <w:p>
+      <w:r>
+        <w:t>The Cycle Counting module replaces disruptive full-warehouse stock takes with small, scheduled counts performed continuously throughout the year. Staff are guided to count specific locations or product groups on a rolling basis, discrepancies are flagged and reconciled with a full audit trail, and inventory accuracy is tracked over time — keeping stock records reliable without halting daily operations.</w:t>
+      </w:r>
+    </w:p>
+    <w:p>
+      <w:pPr>
+        <w:rPr>
+          <w:kern w:val="2"/>
+          <w14:ligatures w14:val="standardContextual"/>
+        </w:rPr>
+      </w:pPr>
+      <w:r>
+        <w:rPr>
+          <w:kern w:val="2"/>
+          <w14:ligatures w14:val="standardContextual"/>
+        </w:rPr>
+        <w:drawing>
+          <wp:inline distT="0" distB="0" distL="0" distR="0" wp14:anchorId="30B8FFC5" wp14:editId="7BE3E41A">
+            <wp:extent cx="5731510" cy="2840355"/>
+            <wp:effectExtent l="0" t="0" r="2540" b="0"/>
+            <wp:docPr id="96532920" name="Picture 1"/>
+            <wp:cNvGraphicFramePr>
+              <a:graphicFrameLocks xmlns:a="http://schemas.openxmlformats.org/drawingml/2006/main" noChangeAspect="1"/>
+            </wp:cNvGraphicFramePr>
+            <a:graphic xmlns:a="http://schemas.openxmlformats.org/drawingml/2006/main">
+              <a:graphicData uri="http://schemas.openxmlformats.org/drawingml/2006/picture">
+                <pic:pic xmlns:pic="http://schemas.openxmlformats.org/drawingml/2006/picture">
+                  <pic:nvPicPr>
+                    <pic:cNvPr id="96532920" name=""/>
+                    <pic:cNvPicPr/>
+                  </pic:nvPicPr>
+                  <pic:blipFill>
+                    <a:blip r:embed="rId11"/>
+                    <a:stretch>
+                      <a:fillRect/>
+                    </a:stretch>
+                  </pic:blipFill>
+                  <pic:spPr>
+                    <a:xfrm>
+                      <a:off x="0" y="0"/>
+                      <a:ext cx="5731510" cy="2840355"/>
                     </a:xfrm>
                     <a:prstGeom prst="rect">
                       <a:avLst/>
@@ -669,6 +740,7 @@
           </w:tcPr>
           <w:p>
             <w:pPr>
+              <w:spacing w:before="0" w:after="0"/>
               <w:jc w:val="center"/>
             </w:pPr>
             <w:r>
@@ -694,6 +766,7 @@
           </w:tcPr>
           <w:p>
             <w:pPr>
+              <w:spacing w:before="0" w:after="0"/>
               <w:jc w:val="center"/>
             </w:pPr>
             <w:r>
@@ -720,6 +793,9 @@
             </w:tcBorders>
           </w:tcPr>
           <w:p>
+            <w:pPr>
+              <w:spacing w:before="0" w:after="0"/>
+            </w:pPr>
             <w:r>
               <w:rPr>
                 <w:b/>
@@ -746,6 +822,7 @@
                 <w:ilvl w:val="0"/>
                 <w:numId w:val="2"/>
               </w:numPr>
+              <w:spacing w:before="0" w:after="0"/>
             </w:pPr>
             <w:r>
               <w:t>Create zones, aisles, racks, levels, and depth positions</w:t>
@@ -758,6 +835,7 @@
                 <w:ilvl w:val="0"/>
                 <w:numId w:val="2"/>
               </w:numPr>
+              <w:spacing w:before="0" w:after="0"/>
             </w:pPr>
             <w:r>
               <w:t>Assign names or codes to every storage space</w:t>
@@ -770,6 +848,7 @@
                 <w:ilvl w:val="0"/>
                 <w:numId w:val="2"/>
               </w:numPr>
+              <w:spacing w:before="0" w:after="0"/>
             </w:pPr>
             <w:r>
               <w:t>Mark spaces as available, occupied, reserved, or blocked</w:t>
@@ -782,6 +861,7 @@
                 <w:ilvl w:val="0"/>
                 <w:numId w:val="2"/>
               </w:numPr>
+              <w:spacing w:before="0" w:after="0"/>
             </w:pPr>
             <w:r>
               <w:t>Identify special storage areas (cold storage, fragile goods, bulk storage)</w:t>
@@ -801,6 +881,9 @@
             </w:tcBorders>
           </w:tcPr>
           <w:p>
+            <w:pPr>
+              <w:spacing w:before="0" w:after="0"/>
+            </w:pPr>
             <w:r>
               <w:rPr>
                 <w:b/>
@@ -827,6 +910,7 @@
                 <w:ilvl w:val="0"/>
                 <w:numId w:val="2"/>
               </w:numPr>
+              <w:spacing w:before="0" w:after="0"/>
               <w:rPr>
                 <w:kern w:val="2"/>
                 <w14:ligatures w14:val="standardContextual"/>
@@ -843,6 +927,7 @@
                 <w:ilvl w:val="0"/>
                 <w:numId w:val="2"/>
               </w:numPr>
+              <w:spacing w:before="0" w:after="0"/>
               <w:rPr>
                 <w:kern w:val="2"/>
                 <w14:ligatures w14:val="standardContextual"/>
@@ -859,6 +944,7 @@
                 <w:ilvl w:val="0"/>
                 <w:numId w:val="2"/>
               </w:numPr>
+              <w:spacing w:before="0" w:after="0"/>
               <w:rPr>
                 <w:kern w:val="2"/>
                 <w14:ligatures w14:val="standardContextual"/>
@@ -875,6 +961,7 @@
                 <w:ilvl w:val="0"/>
                 <w:numId w:val="2"/>
               </w:numPr>
+              <w:spacing w:before="0" w:after="0"/>
             </w:pPr>
             <w:r>
               <w:t>Stock adjustment and count management</w:t>
@@ -894,6 +981,9 @@
             </w:tcBorders>
           </w:tcPr>
           <w:p>
+            <w:pPr>
+              <w:spacing w:before="0" w:after="0"/>
+            </w:pPr>
             <w:r>
               <w:rPr>
                 <w:b/>
@@ -920,6 +1010,7 @@
                 <w:ilvl w:val="0"/>
                 <w:numId w:val="2"/>
               </w:numPr>
+              <w:spacing w:before="0" w:after="0"/>
             </w:pPr>
             <w:r>
               <w:t>Receiving with automatic location assignment suggestions</w:t>
@@ -932,6 +1023,7 @@
                 <w:ilvl w:val="0"/>
                 <w:numId w:val="2"/>
               </w:numPr>
+              <w:spacing w:before="0" w:after="0"/>
             </w:pPr>
             <w:r>
               <w:t>Pick list generation with suggested warehouse locations</w:t>
@@ -944,6 +1036,7 @@
                 <w:ilvl w:val="0"/>
                 <w:numId w:val="2"/>
               </w:numPr>
+              <w:spacing w:before="0" w:after="0"/>
             </w:pPr>
             <w:r>
               <w:t>Dispatch tracking and documentation</w:t>
@@ -956,6 +1049,7 @@
                 <w:ilvl w:val="0"/>
                 <w:numId w:val="2"/>
               </w:numPr>
+              <w:spacing w:before="0" w:after="0"/>
             </w:pPr>
             <w:r>
               <w:t>User permissions and role-based access control</w:t>
@@ -975,6 +1069,9 @@
             </w:tcBorders>
           </w:tcPr>
           <w:p>
+            <w:pPr>
+              <w:spacing w:before="0" w:after="0"/>
+            </w:pPr>
             <w:r>
               <w:rPr>
                 <w:b/>
@@ -1001,6 +1098,7 @@
                 <w:ilvl w:val="0"/>
                 <w:numId w:val="2"/>
               </w:numPr>
+              <w:spacing w:before="0" w:after="0"/>
             </w:pPr>
             <w:r>
               <w:t>Scheduled rolling counts by location, zone, or product group</w:t>
@@ -1013,9 +1111,10 @@
                 <w:ilvl w:val="0"/>
                 <w:numId w:val="2"/>
               </w:numPr>
-            </w:pPr>
-            <w:r>
-              <w:t>Guided count tasks assigned to staff with barcode verification</w:t>
+              <w:spacing w:before="0" w:after="0"/>
+            </w:pPr>
+            <w:r>
+              <w:t xml:space="preserve">Guided count tasks assigned to staff </w:t>
             </w:r>
           </w:p>
           <w:p>
@@ -1025,6 +1124,7 @@
                 <w:ilvl w:val="0"/>
                 <w:numId w:val="2"/>
               </w:numPr>
+              <w:spacing w:before="0" w:after="0"/>
             </w:pPr>
             <w:r>
               <w:t>Automatic variance flagging and approval-based reconciliation</w:t>
@@ -1037,6 +1137,7 @@
                 <w:ilvl w:val="0"/>
                 <w:numId w:val="2"/>
               </w:numPr>
+              <w:spacing w:before="0" w:after="0"/>
             </w:pPr>
             <w:r>
               <w:t>Inventory accuracy tracking and count history reporting</w:t>
@@ -1056,6 +1157,9 @@
             </w:tcBorders>
           </w:tcPr>
           <w:p>
+            <w:pPr>
+              <w:spacing w:before="0" w:after="0"/>
+            </w:pPr>
             <w:r>
               <w:rPr>
                 <w:b/>
@@ -1082,6 +1186,7 @@
                 <w:ilvl w:val="0"/>
                 <w:numId w:val="2"/>
               </w:numPr>
+              <w:spacing w:before="0" w:after="0"/>
             </w:pPr>
             <w:r>
               <w:t>Inventory reports by product and location</w:t>
@@ -1094,6 +1199,7 @@
                 <w:ilvl w:val="0"/>
                 <w:numId w:val="2"/>
               </w:numPr>
+              <w:spacing w:before="0" w:after="0"/>
             </w:pPr>
             <w:r>
               <w:t>Warehouse utilization and space availability reports</w:t>
@@ -1106,6 +1212,7 @@
                 <w:ilvl w:val="0"/>
                 <w:numId w:val="2"/>
               </w:numPr>
+              <w:spacing w:before="0" w:after="0"/>
             </w:pPr>
             <w:r>
               <w:t>Movement history and audit trails</w:t>
@@ -1118,6 +1225,7 @@
                 <w:ilvl w:val="0"/>
                 <w:numId w:val="2"/>
               </w:numPr>
+              <w:spacing w:before="0" w:after="0"/>
             </w:pPr>
             <w:r>
               <w:t>Slow-moving stock and low-stock alerts</w:t>
@@ -1126,6 +1234,56 @@
           <w:p>
             <w:pPr>
               <w:pStyle w:val="ListParagraph"/>
+              <w:spacing w:before="0" w:after="0"/>
+              <w:ind w:left="720"/>
+            </w:pPr>
+          </w:p>
+          <w:p>
+            <w:pPr>
+              <w:pStyle w:val="ListParagraph"/>
+              <w:spacing w:before="0" w:after="0"/>
+              <w:ind w:left="720"/>
+            </w:pPr>
+          </w:p>
+          <w:p>
+            <w:pPr>
+              <w:pStyle w:val="ListParagraph"/>
+              <w:spacing w:before="0" w:after="0"/>
+              <w:ind w:left="720"/>
+            </w:pPr>
+          </w:p>
+          <w:p>
+            <w:pPr>
+              <w:pStyle w:val="ListParagraph"/>
+              <w:spacing w:before="0" w:after="0"/>
+              <w:ind w:left="720"/>
+            </w:pPr>
+          </w:p>
+          <w:p>
+            <w:pPr>
+              <w:pStyle w:val="ListParagraph"/>
+              <w:spacing w:before="0" w:after="0"/>
+              <w:ind w:left="720"/>
+            </w:pPr>
+          </w:p>
+          <w:p>
+            <w:pPr>
+              <w:pStyle w:val="ListParagraph"/>
+              <w:spacing w:before="0" w:after="0"/>
+              <w:ind w:left="720"/>
+            </w:pPr>
+          </w:p>
+          <w:p>
+            <w:pPr>
+              <w:pStyle w:val="ListParagraph"/>
+              <w:spacing w:before="0" w:after="0"/>
+              <w:ind w:left="720"/>
+            </w:pPr>
+          </w:p>
+          <w:p>
+            <w:pPr>
+              <w:pStyle w:val="ListParagraph"/>
+              <w:spacing w:before="0" w:after="0"/>
               <w:ind w:left="720"/>
             </w:pPr>
           </w:p>
@@ -1150,7 +1308,7 @@
     </w:p>
     <w:tbl>
       <w:tblPr>
-        <w:tblW w:w="100" w:type="auto"/>
+        <w:tblW w:w="0" w:type="auto"/>
         <w:tblBorders>
           <w:top w:val="none" w:sz="0" w:space="0" w:color="FFFFFF"/>
           <w:left w:val="none" w:sz="0" w:space="0" w:color="FFFFFF"/>
@@ -1168,10 +1326,10 @@
         <w:tblLook w:val="04A0" w:firstRow="1" w:lastRow="0" w:firstColumn="1" w:lastColumn="0" w:noHBand="0" w:noVBand="1"/>
       </w:tblPr>
       <w:tblGrid>
-        <w:gridCol w:w="2282"/>
-        <w:gridCol w:w="2248"/>
-        <w:gridCol w:w="2248"/>
-        <w:gridCol w:w="2248"/>
+        <w:gridCol w:w="2313"/>
+        <w:gridCol w:w="2237"/>
+        <w:gridCol w:w="2238"/>
+        <w:gridCol w:w="2238"/>
       </w:tblGrid>
       <w:tr>
         <w:trPr>
@@ -1179,7 +1337,7 @@
         </w:trPr>
         <w:tc>
           <w:tcPr>
-            <w:tcW w:w="2340" w:type="dxa"/>
+            <w:tcW w:w="2313" w:type="dxa"/>
             <w:tcBorders>
               <w:top w:val="none" w:sz="0" w:space="0" w:color="FFFFFF"/>
               <w:left w:val="none" w:sz="0" w:space="0" w:color="FFFFFF"/>
@@ -1189,6 +1347,7 @@
           </w:tcPr>
           <w:p>
             <w:pPr>
+              <w:spacing w:before="0" w:after="0"/>
               <w:jc w:val="center"/>
             </w:pPr>
             <w:r>
@@ -1204,7 +1363,7 @@
         </w:tc>
         <w:tc>
           <w:tcPr>
-            <w:tcW w:w="2340" w:type="dxa"/>
+            <w:tcW w:w="2237" w:type="dxa"/>
             <w:tcBorders>
               <w:top w:val="none" w:sz="0" w:space="0" w:color="FFFFFF"/>
               <w:left w:val="none" w:sz="0" w:space="0" w:color="FFFFFF"/>
@@ -1214,6 +1373,7 @@
           </w:tcPr>
           <w:p>
             <w:pPr>
+              <w:spacing w:before="0" w:after="0"/>
               <w:jc w:val="center"/>
             </w:pPr>
             <w:r>
@@ -1229,7 +1389,7 @@
         </w:tc>
         <w:tc>
           <w:tcPr>
-            <w:tcW w:w="2340" w:type="dxa"/>
+            <w:tcW w:w="2238" w:type="dxa"/>
             <w:tcBorders>
               <w:top w:val="none" w:sz="0" w:space="0" w:color="FFFFFF"/>
               <w:left w:val="none" w:sz="0" w:space="0" w:color="FFFFFF"/>
@@ -1239,6 +1399,7 @@
           </w:tcPr>
           <w:p>
             <w:pPr>
+              <w:spacing w:before="0" w:after="0"/>
               <w:jc w:val="center"/>
             </w:pPr>
             <w:r>
@@ -1254,7 +1415,7 @@
         </w:tc>
         <w:tc>
           <w:tcPr>
-            <w:tcW w:w="2340" w:type="dxa"/>
+            <w:tcW w:w="2238" w:type="dxa"/>
             <w:tcBorders>
               <w:top w:val="none" w:sz="0" w:space="0" w:color="FFFFFF"/>
               <w:left w:val="none" w:sz="0" w:space="0" w:color="FFFFFF"/>
@@ -1264,6 +1425,7 @@
           </w:tcPr>
           <w:p>
             <w:pPr>
+              <w:spacing w:before="0" w:after="0"/>
               <w:jc w:val="center"/>
             </w:pPr>
             <w:r>
@@ -1279,9 +1441,12 @@
         </w:tc>
       </w:tr>
       <w:tr>
+        <w:trPr>
+          <w:trHeight w:val="1041"/>
+        </w:trPr>
         <w:tc>
           <w:tcPr>
-            <w:tcW w:w="2340" w:type="dxa"/>
+            <w:tcW w:w="2313" w:type="dxa"/>
             <w:tcBorders>
               <w:top w:val="none" w:sz="0" w:space="0" w:color="FFFFFF"/>
               <w:left w:val="none" w:sz="0" w:space="0" w:color="FFFFFF"/>
@@ -1290,6 +1455,9 @@
             </w:tcBorders>
           </w:tcPr>
           <w:p>
+            <w:pPr>
+              <w:spacing w:before="0" w:after="0"/>
+            </w:pPr>
             <w:r>
               <w:rPr>
                 <w:b/>
@@ -1301,7 +1469,7 @@
         </w:tc>
         <w:tc>
           <w:tcPr>
-            <w:tcW w:w="2340" w:type="dxa"/>
+            <w:tcW w:w="2237" w:type="dxa"/>
             <w:tcBorders>
               <w:top w:val="none" w:sz="0" w:space="0" w:color="FFFFFF"/>
               <w:left w:val="none" w:sz="0" w:space="0" w:color="FFFFFF"/>
@@ -1311,6 +1479,7 @@
           </w:tcPr>
           <w:p>
             <w:pPr>
+              <w:spacing w:before="0" w:after="0"/>
               <w:jc w:val="center"/>
               <w:rPr>
                 <w:kern w:val="2"/>
@@ -1323,13 +1492,14 @@
           </w:p>
           <w:p>
             <w:pPr>
+              <w:spacing w:before="0" w:after="0"/>
               <w:jc w:val="center"/>
             </w:pPr>
           </w:p>
         </w:tc>
         <w:tc>
           <w:tcPr>
-            <w:tcW w:w="2340" w:type="dxa"/>
+            <w:tcW w:w="2238" w:type="dxa"/>
             <w:tcBorders>
               <w:top w:val="none" w:sz="0" w:space="0" w:color="FFFFFF"/>
               <w:left w:val="none" w:sz="0" w:space="0" w:color="FFFFFF"/>
@@ -1339,6 +1509,7 @@
           </w:tcPr>
           <w:p>
             <w:pPr>
+              <w:spacing w:before="0" w:after="0"/>
               <w:jc w:val="center"/>
             </w:pPr>
             <w:r>
@@ -1348,7 +1519,7 @@
         </w:tc>
         <w:tc>
           <w:tcPr>
-            <w:tcW w:w="2340" w:type="dxa"/>
+            <w:tcW w:w="2238" w:type="dxa"/>
             <w:tcBorders>
               <w:top w:val="none" w:sz="0" w:space="0" w:color="FFFFFF"/>
               <w:left w:val="none" w:sz="0" w:space="0" w:color="FFFFFF"/>
@@ -1358,6 +1529,7 @@
           </w:tcPr>
           <w:p>
             <w:pPr>
+              <w:spacing w:before="0" w:after="0"/>
               <w:jc w:val="center"/>
             </w:pPr>
             <w:r>
@@ -1367,9 +1539,12 @@
         </w:tc>
       </w:tr>
       <w:tr>
+        <w:trPr>
+          <w:trHeight w:val="594"/>
+        </w:trPr>
         <w:tc>
           <w:tcPr>
-            <w:tcW w:w="2340" w:type="dxa"/>
+            <w:tcW w:w="2313" w:type="dxa"/>
             <w:tcBorders>
               <w:top w:val="none" w:sz="0" w:space="0" w:color="FFFFFF"/>
               <w:left w:val="none" w:sz="0" w:space="0" w:color="FFFFFF"/>
@@ -1378,6 +1553,9 @@
             </w:tcBorders>
           </w:tcPr>
           <w:p>
+            <w:pPr>
+              <w:spacing w:before="0" w:after="0"/>
+            </w:pPr>
             <w:r>
               <w:rPr>
                 <w:b/>
@@ -1389,7 +1567,7 @@
         </w:tc>
         <w:tc>
           <w:tcPr>
-            <w:tcW w:w="2340" w:type="dxa"/>
+            <w:tcW w:w="2237" w:type="dxa"/>
             <w:tcBorders>
               <w:top w:val="none" w:sz="0" w:space="0" w:color="FFFFFF"/>
               <w:left w:val="none" w:sz="0" w:space="0" w:color="FFFFFF"/>
@@ -1399,6 +1577,7 @@
           </w:tcPr>
           <w:p>
             <w:pPr>
+              <w:spacing w:before="0" w:after="0"/>
               <w:jc w:val="center"/>
               <w:rPr>
                 <w:kern w:val="2"/>
@@ -1411,13 +1590,14 @@
           </w:p>
           <w:p>
             <w:pPr>
+              <w:spacing w:before="0" w:after="0"/>
               <w:jc w:val="center"/>
             </w:pPr>
           </w:p>
         </w:tc>
         <w:tc>
           <w:tcPr>
-            <w:tcW w:w="2340" w:type="dxa"/>
+            <w:tcW w:w="2238" w:type="dxa"/>
             <w:tcBorders>
               <w:top w:val="none" w:sz="0" w:space="0" w:color="FFFFFF"/>
               <w:left w:val="none" w:sz="0" w:space="0" w:color="FFFFFF"/>
@@ -1427,6 +1607,7 @@
           </w:tcPr>
           <w:p>
             <w:pPr>
+              <w:spacing w:before="0" w:after="0"/>
               <w:jc w:val="center"/>
             </w:pPr>
             <w:r>
@@ -1436,7 +1617,7 @@
         </w:tc>
         <w:tc>
           <w:tcPr>
-            <w:tcW w:w="2340" w:type="dxa"/>
+            <w:tcW w:w="2238" w:type="dxa"/>
             <w:tcBorders>
               <w:top w:val="none" w:sz="0" w:space="0" w:color="FFFFFF"/>
               <w:left w:val="none" w:sz="0" w:space="0" w:color="FFFFFF"/>
@@ -1446,6 +1627,7 @@
           </w:tcPr>
           <w:p>
             <w:pPr>
+              <w:spacing w:before="0" w:after="0"/>
               <w:jc w:val="center"/>
             </w:pPr>
             <w:r>
@@ -1457,7 +1639,7 @@
       <w:tr>
         <w:tc>
           <w:tcPr>
-            <w:tcW w:w="2340" w:type="dxa"/>
+            <w:tcW w:w="2313" w:type="dxa"/>
             <w:tcBorders>
               <w:top w:val="none" w:sz="0" w:space="0" w:color="FFFFFF"/>
               <w:left w:val="none" w:sz="0" w:space="0" w:color="FFFFFF"/>
@@ -1466,6 +1648,9 @@
             </w:tcBorders>
           </w:tcPr>
           <w:p>
+            <w:pPr>
+              <w:spacing w:before="0" w:after="0"/>
+            </w:pPr>
             <w:r>
               <w:rPr>
                 <w:b/>
@@ -1478,7 +1663,7 @@
         </w:tc>
         <w:tc>
           <w:tcPr>
-            <w:tcW w:w="2340" w:type="dxa"/>
+            <w:tcW w:w="2237" w:type="dxa"/>
             <w:tcBorders>
               <w:top w:val="none" w:sz="0" w:space="0" w:color="FFFFFF"/>
               <w:left w:val="none" w:sz="0" w:space="0" w:color="FFFFFF"/>
@@ -1488,6 +1673,7 @@
           </w:tcPr>
           <w:p>
             <w:pPr>
+              <w:spacing w:before="0" w:after="0"/>
               <w:jc w:val="center"/>
               <w:rPr>
                 <w:kern w:val="2"/>
@@ -1504,13 +1690,14 @@
           </w:p>
           <w:p>
             <w:pPr>
+              <w:spacing w:before="0" w:after="0"/>
               <w:jc w:val="center"/>
             </w:pPr>
           </w:p>
         </w:tc>
         <w:tc>
           <w:tcPr>
-            <w:tcW w:w="2340" w:type="dxa"/>
+            <w:tcW w:w="2238" w:type="dxa"/>
             <w:tcBorders>
               <w:top w:val="none" w:sz="0" w:space="0" w:color="FFFFFF"/>
               <w:left w:val="none" w:sz="0" w:space="0" w:color="FFFFFF"/>
@@ -1520,6 +1707,7 @@
           </w:tcPr>
           <w:p>
             <w:pPr>
+              <w:spacing w:before="0" w:after="0"/>
               <w:jc w:val="center"/>
               <w:rPr>
                 <w:kern w:val="2"/>
@@ -1536,13 +1724,14 @@
           </w:p>
           <w:p>
             <w:pPr>
+              <w:spacing w:before="0" w:after="0"/>
               <w:jc w:val="center"/>
             </w:pPr>
           </w:p>
         </w:tc>
         <w:tc>
           <w:tcPr>
-            <w:tcW w:w="2340" w:type="dxa"/>
+            <w:tcW w:w="2238" w:type="dxa"/>
             <w:tcBorders>
               <w:top w:val="none" w:sz="0" w:space="0" w:color="FFFFFF"/>
               <w:left w:val="none" w:sz="0" w:space="0" w:color="FFFFFF"/>
@@ -1552,6 +1741,7 @@
           </w:tcPr>
           <w:p>
             <w:pPr>
+              <w:spacing w:before="0" w:after="0"/>
               <w:jc w:val="center"/>
             </w:pPr>
             <w:r>
@@ -1567,7 +1757,7 @@
       <w:tr>
         <w:tc>
           <w:tcPr>
-            <w:tcW w:w="2340" w:type="dxa"/>
+            <w:tcW w:w="2313" w:type="dxa"/>
             <w:tcBorders>
               <w:top w:val="none" w:sz="0" w:space="0" w:color="FFFFFF"/>
               <w:left w:val="none" w:sz="0" w:space="0" w:color="FFFFFF"/>
@@ -1576,6 +1766,9 @@
             </w:tcBorders>
           </w:tcPr>
           <w:p>
+            <w:pPr>
+              <w:spacing w:before="0" w:after="0"/>
+            </w:pPr>
             <w:r>
               <w:rPr>
                 <w:b/>
@@ -1587,7 +1780,7 @@
         </w:tc>
         <w:tc>
           <w:tcPr>
-            <w:tcW w:w="2340" w:type="dxa"/>
+            <w:tcW w:w="2237" w:type="dxa"/>
             <w:tcBorders>
               <w:top w:val="none" w:sz="0" w:space="0" w:color="FFFFFF"/>
               <w:left w:val="none" w:sz="0" w:space="0" w:color="FFFFFF"/>
@@ -1597,6 +1790,7 @@
           </w:tcPr>
           <w:p>
             <w:pPr>
+              <w:spacing w:before="0" w:after="0"/>
               <w:jc w:val="center"/>
             </w:pPr>
             <w:r>
@@ -1606,7 +1800,7 @@
         </w:tc>
         <w:tc>
           <w:tcPr>
-            <w:tcW w:w="2340" w:type="dxa"/>
+            <w:tcW w:w="2238" w:type="dxa"/>
             <w:tcBorders>
               <w:top w:val="none" w:sz="0" w:space="0" w:color="FFFFFF"/>
               <w:left w:val="none" w:sz="0" w:space="0" w:color="FFFFFF"/>
@@ -1616,6 +1810,7 @@
           </w:tcPr>
           <w:p>
             <w:pPr>
+              <w:spacing w:before="0" w:after="0"/>
               <w:jc w:val="center"/>
             </w:pPr>
             <w:r>
@@ -1625,7 +1820,7 @@
         </w:tc>
         <w:tc>
           <w:tcPr>
-            <w:tcW w:w="2340" w:type="dxa"/>
+            <w:tcW w:w="2238" w:type="dxa"/>
             <w:tcBorders>
               <w:top w:val="none" w:sz="0" w:space="0" w:color="FFFFFF"/>
               <w:left w:val="none" w:sz="0" w:space="0" w:color="FFFFFF"/>
@@ -1635,11 +1830,85 @@
           </w:tcPr>
           <w:p>
             <w:pPr>
+              <w:spacing w:before="0" w:after="0"/>
               <w:jc w:val="center"/>
             </w:pPr>
             <w:r>
               <w:t>From $60,000</w:t>
             </w:r>
+          </w:p>
+        </w:tc>
+      </w:tr>
+      <w:tr>
+        <w:tc>
+          <w:tcPr>
+            <w:tcW w:w="2313" w:type="dxa"/>
+            <w:tcBorders>
+              <w:top w:val="none" w:sz="0" w:space="0" w:color="FFFFFF"/>
+              <w:left w:val="none" w:sz="0" w:space="0" w:color="FFFFFF"/>
+              <w:bottom w:val="none" w:sz="0" w:space="0" w:color="FFFFFF"/>
+              <w:right w:val="none" w:sz="0" w:space="0" w:color="FFFFFF"/>
+            </w:tcBorders>
+          </w:tcPr>
+          <w:p>
+            <w:pPr>
+              <w:spacing w:before="0" w:after="0"/>
+              <w:rPr>
+                <w:b/>
+                <w:bCs/>
+              </w:rPr>
+            </w:pPr>
+          </w:p>
+        </w:tc>
+        <w:tc>
+          <w:tcPr>
+            <w:tcW w:w="2237" w:type="dxa"/>
+            <w:tcBorders>
+              <w:top w:val="none" w:sz="0" w:space="0" w:color="FFFFFF"/>
+              <w:left w:val="none" w:sz="0" w:space="0" w:color="FFFFFF"/>
+              <w:bottom w:val="none" w:sz="0" w:space="0" w:color="FFFFFF"/>
+              <w:right w:val="none" w:sz="0" w:space="0" w:color="FFFFFF"/>
+            </w:tcBorders>
+          </w:tcPr>
+          <w:p>
+            <w:pPr>
+              <w:spacing w:before="0" w:after="0"/>
+              <w:jc w:val="center"/>
+            </w:pPr>
+          </w:p>
+        </w:tc>
+        <w:tc>
+          <w:tcPr>
+            <w:tcW w:w="2238" w:type="dxa"/>
+            <w:tcBorders>
+              <w:top w:val="none" w:sz="0" w:space="0" w:color="FFFFFF"/>
+              <w:left w:val="none" w:sz="0" w:space="0" w:color="FFFFFF"/>
+              <w:bottom w:val="none" w:sz="0" w:space="0" w:color="FFFFFF"/>
+              <w:right w:val="none" w:sz="0" w:space="0" w:color="FFFFFF"/>
+            </w:tcBorders>
+          </w:tcPr>
+          <w:p>
+            <w:pPr>
+              <w:spacing w:before="0" w:after="0"/>
+              <w:jc w:val="center"/>
+            </w:pPr>
+          </w:p>
+        </w:tc>
+        <w:tc>
+          <w:tcPr>
+            <w:tcW w:w="2238" w:type="dxa"/>
+            <w:tcBorders>
+              <w:top w:val="none" w:sz="0" w:space="0" w:color="FFFFFF"/>
+              <w:left w:val="none" w:sz="0" w:space="0" w:color="FFFFFF"/>
+              <w:bottom w:val="none" w:sz="0" w:space="0" w:color="FFFFFF"/>
+              <w:right w:val="none" w:sz="0" w:space="0" w:color="FFFFFF"/>
+            </w:tcBorders>
+          </w:tcPr>
+          <w:p>
+            <w:pPr>
+              <w:spacing w:before="0" w:after="0"/>
+              <w:jc w:val="center"/>
+            </w:pPr>
           </w:p>
         </w:tc>
       </w:tr>
@@ -1659,17 +1928,46 @@
     </w:p>
     <w:p>
       <w:r>
-        <w:t xml:space="preserve">Based on your operational requirements, we recommend the </w:t>
+        <w:t xml:space="preserve">Based on your operational requirements, we recommend </w:t>
+      </w:r>
+      <w:proofErr w:type="gramStart"/>
+      <w:r>
+        <w:t xml:space="preserve">the </w:t>
       </w:r>
       <w:r>
         <w:rPr>
           <w:b/>
           <w:bCs/>
         </w:rPr>
-        <w:t>Starter Package</w:t>
+        <w:t>Starter</w:t>
+      </w:r>
+      <w:proofErr w:type="gramEnd"/>
+      <w:r>
+        <w:rPr>
+          <w:b/>
+          <w:bCs/>
+        </w:rPr>
+        <w:t xml:space="preserve"> Package</w:t>
+      </w:r>
+      <w:r>
+        <w:rPr>
+          <w:b/>
+          <w:bCs/>
+        </w:rPr>
+        <w:t xml:space="preserve"> </w:t>
+      </w:r>
+      <w:r>
+        <w:rPr>
+          <w:b/>
+          <w:bCs/>
+        </w:rPr>
+        <w:t>+ Cycle Counting</w:t>
       </w:r>
       <w:r>
         <w:t>. This package is the ideal entry point for growing distribution businesses — providing practical day-to-day warehouse control at a cost-effective rate, with a soft start promotion in Year 1.</w:t>
+      </w:r>
+      <w:r>
+        <w:br/>
       </w:r>
     </w:p>
     <w:p>
@@ -1807,7 +2105,10 @@
         <w:t>4-8 weeks</w:t>
       </w:r>
       <w:r>
-        <w:t xml:space="preserve"> for complete implementation.</w:t>
+        <w:t xml:space="preserve"> for complete implementatio</w:t>
+      </w:r>
+      <w:r>
+        <w:t xml:space="preserve">n. </w:t>
       </w:r>
     </w:p>
     <w:p>
@@ -1815,7 +2116,11 @@
         <w:pStyle w:val="Heading2"/>
       </w:pPr>
       <w:r>
+        <w:lastRenderedPageBreak/>
         <w:t>Phase 1: Discovery &amp; Warehouse Mapping (Week 1)</w:t>
+      </w:r>
+      <w:r>
+        <w:t xml:space="preserve"> – Mostly complete</w:t>
       </w:r>
     </w:p>
     <w:p>
@@ -1839,7 +2144,6 @@
         </w:numPr>
       </w:pPr>
       <w:r>
-        <w:lastRenderedPageBreak/>
         <w:t>Confirm product categories and storage rules</w:t>
       </w:r>
     </w:p>
@@ -1874,6 +2178,9 @@
       <w:r>
         <w:t>Phase 2: Cloud System Setup (Weeks 2-3)</w:t>
       </w:r>
+      <w:r>
+        <w:t xml:space="preserve"> – Next Step</w:t>
+      </w:r>
     </w:p>
     <w:p>
       <w:pPr>
@@ -2112,12 +2419,22 @@
       <w:r>
         <w:t>Confirm all core workflows are operating correctly under real-world conditions</w:t>
       </w:r>
+      <w:r>
+        <w:br/>
+      </w:r>
+      <w:r>
+        <w:br/>
+      </w:r>
+      <w:r>
+        <w:br/>
+      </w:r>
     </w:p>
     <w:p>
       <w:pPr>
         <w:pStyle w:val="Heading2"/>
       </w:pPr>
       <w:r>
+        <w:lastRenderedPageBreak/>
         <w:t>Phase 6: Post-Implementation Review (Week 8)</w:t>
       </w:r>
     </w:p>
@@ -2174,7 +2491,6 @@
         <w:pStyle w:val="Heading1"/>
       </w:pPr>
       <w:r>
-        <w:lastRenderedPageBreak/>
         <w:t>7. Why Warehouse Wizard</w:t>
       </w:r>
     </w:p>
@@ -2449,6 +2765,7 @@
         <w:pStyle w:val="Heading2"/>
       </w:pPr>
       <w:r>
+        <w:lastRenderedPageBreak/>
         <w:t>Investment Summary</w:t>
       </w:r>
     </w:p>
@@ -2462,11 +2779,63 @@
       <w:r>
         <w:t>Starter Package with Cycle Counting: BBD $300 per month</w:t>
       </w:r>
+    </w:p>
+    <w:p>
+      <w:pPr>
+        <w:rPr>
+          <w:kern w:val="2"/>
+          <w14:ligatures w14:val="standardContextual"/>
+        </w:rPr>
+      </w:pPr>
+      <w:r>
+        <w:t>Implementation and setup: BBD $2,250</w:t>
+      </w:r>
+    </w:p>
+    <w:p>
+      <w:r>
+        <w:t>Estimated first-year investment: BBD $5,850</w:t>
+      </w:r>
+    </w:p>
+    <w:p>
+      <w:r>
+        <w:t xml:space="preserve">Cycle Counting module add-on: BBD $50 per month + BBD $750 one-time implementation </w:t>
+      </w:r>
+      <w:r>
+        <w:rPr>
+          <w:i/>
+          <w:iCs/>
+        </w:rPr>
+        <w:t>(included in the figures above)</w:t>
+      </w:r>
+    </w:p>
+    <w:p>
+      <w:pPr>
+        <w:pStyle w:val="Heading2"/>
+        <w:rPr>
+          <w:kern w:val="2"/>
+          <w14:ligatures w14:val="standardContextual"/>
+        </w:rPr>
+      </w:pPr>
+      <w:r>
+        <w:t>Commercial Terms (Refunds, Support &amp; Non-Payment)</w:t>
+      </w:r>
+    </w:p>
+    <w:p>
+      <w:pPr>
+        <w:rPr>
+          <w:kern w:val="2"/>
+          <w14:ligatures w14:val="standardContextual"/>
+        </w:rPr>
+      </w:pPr>
       <w:r>
         <w:rPr>
           <w:b/>
           <w:bCs/>
         </w:rPr>
+        <w:t>Minimum term:</w:t>
+      </w:r>
+      <w:r>
+        <w:t xml:space="preserve"> This subscription is offered on a 12-month term.</w:t>
       </w:r>
     </w:p>
     <w:p>
@@ -2477,217 +2846,90 @@
         </w:rPr>
       </w:pPr>
       <w:r>
-        <w:t>Implementation and setup: BBD $2,250</w:t>
-      </w:r>
-      <w:r>
         <w:rPr>
           <w:b/>
           <w:bCs/>
         </w:rPr>
-      </w:r>
+        <w:t>Refund policy:</w:t>
+      </w:r>
+      <w:r>
+        <w:t xml:space="preserve"> Subscription and implementation fees are committed upon engagement. As work begins immediately upon sign-off, fees paid are not refundable if a project is paused or discontinued after commencement. We are committed to delivering value and will work closely with you to ensure the system meets your needs.</w:t>
+      </w:r>
+    </w:p>
+    <w:p>
+      <w:pPr>
+        <w:rPr>
+          <w:kern w:val="2"/>
+          <w14:ligatures w14:val="standardContextual"/>
+        </w:rPr>
+      </w:pPr>
       <w:r>
         <w:rPr>
           <w:b/>
           <w:bCs/>
         </w:rPr>
-      </w:r>
+        <w:t>Stabilization support:</w:t>
+      </w:r>
+      <w:r>
+        <w:t xml:space="preserve"> If issues arise after go-live that prevent normal use of agreed core functions, we will work with your team to stabilize the system through configuration adjustments, troubleshooting, and defect fixes until it is operating as expected. This applies where the system is used as intended and standard requirements (internet connectivity, compatible devices, and accurate data) are in place.</w:t>
+      </w:r>
+    </w:p>
+    <w:p>
+      <w:pPr>
+        <w:rPr>
+          <w:kern w:val="2"/>
+          <w14:ligatures w14:val="standardContextual"/>
+        </w:rPr>
+      </w:pPr>
       <w:r>
         <w:rPr>
           <w:b/>
           <w:bCs/>
         </w:rPr>
-      </w:r>
+        <w:t>Non-payment:</w:t>
+      </w:r>
+      <w:r>
+        <w:t xml:space="preserve"> Invoices are due on the agreed dates. If an account falls significantly overdue, we will contact you to discuss the situation. Where a balance remains unresolved after reasonable notice, we reserve the right to temporarily suspend access until the outstanding amount is settled. We will always aim to communicate early and work with you on any payment concerns.</w:t>
+      </w:r>
+    </w:p>
+    <w:p>
+      <w:pPr>
+        <w:spacing w:before="360"/>
+      </w:pPr>
+      <w:r>
+        <w:t>I would be pleased to discuss the next steps, review your warehouse requirements in detail, and confirm the best package for your operation. Please feel free to contact me directly with any questions.</w:t>
+      </w:r>
+    </w:p>
+    <w:p>
+      <w:pPr>
+        <w:spacing w:before="120" w:after="120"/>
+        <w:rPr>
+          <w:i/>
+          <w:iCs/>
+        </w:rPr>
+      </w:pPr>
+      <w:r>
+        <w:rPr>
+          <w:i/>
+          <w:iCs/>
+        </w:rPr>
+        <w:t>This proposal is valid for 30 days from the date of issue (July 2026). Pricing and terms are subject to change after this period.</w:t>
+      </w:r>
+    </w:p>
+    <w:p>
+      <w:pPr>
+        <w:spacing w:before="360"/>
+      </w:pPr>
+      <w:r>
+        <w:t>Regards,</w:t>
+      </w:r>
+    </w:p>
+    <w:p>
       <w:r>
         <w:rPr>
           <w:b/>
           <w:bCs/>
         </w:rPr>
-      </w:r>
-    </w:p>
-    <w:p>
-      <w:r>
-        <w:t>Estimated first-year investment: BBD $5,850</w:t>
-      </w:r>
-      <w:r>
-        <w:rPr>
-          <w:b/>
-          <w:bCs/>
-        </w:rPr>
-      </w:r>
-      <w:r>
-        <w:rPr>
-          <w:b/>
-          <w:bCs/>
-        </w:rPr>
-      </w:r>
-      <w:r/>
-      <w:r>
-        <w:rPr>
-          <w:b/>
-          <w:bCs/>
-        </w:rPr>
-      </w:r>
-      <w:r>
-        <w:rPr>
-          <w:b/>
-          <w:bCs/>
-        </w:rPr>
-      </w:r>
-    </w:p>
-    <w:p>
-      <w:pPr/>
-      <w:r>
-        <w:t>Cycle Counting module add-on: BBD $50 per month + BBD $750 one-time implementation (included in the figures above)</w:t>
-      </w:r>
-      <w:r>
-        <w:rPr>
-          <w:b/>
-          <w:bCs/>
-        </w:rPr>
-      </w:r>
-      <w:r>
-        <w:rPr>
-          <w:b/>
-          <w:bCs/>
-        </w:rPr>
-      </w:r>
-      <w:r/>
-      <w:r>
-        <w:rPr>
-          <w:b/>
-          <w:bCs/>
-        </w:rPr>
-      </w:r>
-      <w:r>
-        <w:rPr>
-          <w:b/>
-          <w:bCs/>
-        </w:rPr>
-      </w:r>
-    </w:p>
-    <w:p>
-      <w:pPr>
-        <w:pStyle w:val="Heading2"/>
-        <w:rPr>
-          <w:kern w:val="2"/>
-          <w14:ligatures w14:val="standardContextual"/>
-        </w:rPr>
-      </w:pPr>
-      <w:r>
-        <w:lastRenderedPageBreak/>
-        <w:t>Commercial Terms (Refunds, Support &amp; Non-Payment)</w:t>
-      </w:r>
-    </w:p>
-    <w:p>
-      <w:pPr>
-        <w:rPr>
-          <w:kern w:val="2"/>
-          <w14:ligatures w14:val="standardContextual"/>
-        </w:rPr>
-      </w:pPr>
-      <w:r>
-        <w:rPr>
-          <w:b/>
-          <w:bCs/>
-        </w:rPr>
-        <w:t>Minimum term:</w:t>
-      </w:r>
-      <w:r>
-        <w:t xml:space="preserve"> This subscription is offered on a 12-month term.</w:t>
-      </w:r>
-    </w:p>
-    <w:p>
-      <w:pPr>
-        <w:rPr>
-          <w:kern w:val="2"/>
-          <w14:ligatures w14:val="standardContextual"/>
-        </w:rPr>
-      </w:pPr>
-      <w:r>
-        <w:rPr>
-          <w:b/>
-          <w:bCs/>
-        </w:rPr>
-        <w:t>Refund policy:</w:t>
-      </w:r>
-      <w:r>
-        <w:t xml:space="preserve"> Subscription and implementation fees are committed upon engagement. As work begins immediately upon sign-off, fees paid are not refundable if a project is paused or discontinued after commencement. We are committed to delivering value and will work closely with you to ensure the system meets your needs.</w:t>
-      </w:r>
-    </w:p>
-    <w:p>
-      <w:pPr>
-        <w:rPr>
-          <w:kern w:val="2"/>
-          <w14:ligatures w14:val="standardContextual"/>
-        </w:rPr>
-      </w:pPr>
-      <w:r>
-        <w:rPr>
-          <w:b/>
-          <w:bCs/>
-        </w:rPr>
-        <w:t>Stabilization support:</w:t>
-      </w:r>
-      <w:r>
-        <w:t xml:space="preserve"> If issues arise after go-live that prevent normal use of agreed core functions, we will work with your team to stabilize the system through configuration adjustments, troubleshooting, and defect fixes until it is operating as expected. This applies where the system is used as intended and standard requirements (internet connectivity, compatible devices, and accurate data) are in place.</w:t>
-      </w:r>
-    </w:p>
-    <w:p>
-      <w:pPr>
-        <w:rPr>
-          <w:kern w:val="2"/>
-          <w14:ligatures w14:val="standardContextual"/>
-        </w:rPr>
-      </w:pPr>
-      <w:r>
-        <w:rPr>
-          <w:b/>
-          <w:bCs/>
-        </w:rPr>
-        <w:t>Non-payment:</w:t>
-      </w:r>
-      <w:r>
-        <w:t xml:space="preserve"> Invoices are due on the agreed dates. If an account falls significantly overdue, we will contact you to discuss the situation. Where a balance remains unresolved after reasonable notice, we reserve the right to temporarily suspend access until the outstanding amount is settled. We will always aim to communicate early and work with you on any payment concerns.</w:t>
-      </w:r>
-    </w:p>
-    <w:p>
-      <w:pPr>
-        <w:spacing w:before="360"/>
-      </w:pPr>
-      <w:r>
-        <w:t>I would be pleased to discuss the next steps, review your warehouse requirements in detail, and confirm the best package for your operation. Please feel free to contact me directly with any questions.</w:t>
-      </w:r>
-    </w:p>
-    <w:p>
-      <w:pPr>
-        <w:spacing w:before="120" w:after="120"/>
-        <w:rPr>
-          <w:i/>
-          <w:iCs/>
-        </w:rPr>
-      </w:pPr>
-      <w:r>
-        <w:rPr>
-          <w:i/>
-          <w:iCs/>
-        </w:rPr>
-        <w:t>This proposal is valid for 30 days from the date of issue (July 2026). Pricing and terms are subject to change after this period.</w:t>
-      </w:r>
-    </w:p>
-    <w:p>
-      <w:pPr>
-        <w:spacing w:before="360"/>
-      </w:pPr>
-      <w:r>
-        <w:t>Regards,</w:t>
-      </w:r>
-    </w:p>
-    <w:p>
-      <w:r>
-        <w:rPr>
-          <w:b/>
-          <w:bCs/>
-        </w:rPr>
         <w:t>Russell Hunte</w:t>
       </w:r>
     </w:p>
@@ -2716,17 +2958,32 @@
         </w:rPr>
         <w:t xml:space="preserve">: </w:t>
       </w:r>
+      <w:hyperlink r:id="rId12" w:history="1">
+        <w:r>
+          <w:rPr>
+            <w:rStyle w:val="Hyperlink"/>
+            <w:lang w:val="fr-CA"/>
+          </w:rPr>
+          <w:t>threedesign2023@outlook.com</w:t>
+        </w:r>
+      </w:hyperlink>
       <w:r>
         <w:rPr>
           <w:lang w:val="fr-CA"/>
         </w:rPr>
-        <w:t>threedesign</w:t>
+        <w:br/>
       </w:r>
       <w:r>
         <w:rPr>
           <w:lang w:val="fr-CA"/>
         </w:rPr>
-        <w:t>2023@outlook.com</w:t>
+        <w:br/>
+      </w:r>
+      <w:r>
+        <w:rPr>
+          <w:lang w:val="fr-CA"/>
+        </w:rPr>
+        <w:br/>
       </w:r>
     </w:p>
     <w:p>
@@ -2742,6 +2999,7 @@
         <w:rPr>
           <w:lang w:val="fr-CA"/>
         </w:rPr>
+        <w:lastRenderedPageBreak/>
         <w:t>Proposal</w:t>
       </w:r>
       <w:proofErr w:type="spellEnd"/>
@@ -2782,7 +3040,8 @@
       </w:r>
     </w:p>
     <w:sectPr>
-      <w:pgSz w:w="11906" w:h="16838"/>
+      <w:footerReference w:type="default" r:id="rId13"/>
+      <w:pgSz w:w="11906" w:h="16838" w:code="9"/>
       <w:pgMar w:top="1440" w:right="1440" w:bottom="1440" w:left="1440" w:header="708" w:footer="708" w:gutter="0"/>
       <w:cols w:space="720"/>
       <w:docGrid w:linePitch="360"/>
@@ -2791,8 +3050,174 @@
 </w:document>
 </file>
 
+<file path=word/endnotes.xml><?xml version="1.0" encoding="utf-8"?>
+<w:endnotes xmlns:wpc="http://schemas.microsoft.com/office/word/2010/wordprocessingCanvas" xmlns:cx="http://schemas.microsoft.com/office/drawing/2014/chartex" xmlns:cx1="http://schemas.microsoft.com/office/drawing/2015/9/8/chartex" xmlns:cx2="http://schemas.microsoft.com/office/drawing/2015/10/21/chartex" xmlns:cx3="http://schemas.microsoft.com/office/drawing/2016/5/9/chartex" xmlns:cx4="http://schemas.microsoft.com/office/drawing/2016/5/10/chartex" xmlns:cx5="http://schemas.microsoft.com/office/drawing/2016/5/11/chartex" xmlns:cx6="http://schemas.microsoft.com/office/drawing/2016/5/12/chartex" xmlns:cx7="http://schemas.microsoft.com/office/drawing/2016/5/13/chartex" xmlns:cx8="http://schemas.microsoft.com/office/drawing/2016/5/14/chartex" xmlns:mc="http://schemas.openxmlformats.org/markup-compatibility/2006" xmlns:aink="http://schemas.microsoft.com/office/drawing/2016/ink" xmlns:am3d="http://schemas.microsoft.com/office/drawing/2017/model3d" xmlns:o="urn:schemas-microsoft-com:office:office" xmlns:oel="http://schemas.microsoft.com/office/2019/extlst" xmlns:r="http://schemas.openxmlformats.org/officeDocument/2006/relationships" xmlns:m="http://schemas.openxmlformats.org/officeDocument/2006/math" xmlns:v="urn:schemas-microsoft-com:vml" xmlns:wp14="http://schemas.microsoft.com/office/word/2010/wordprocessingDrawing" xmlns:wp="http://schemas.openxmlformats.org/drawingml/2006/wordprocessingDrawing" xmlns:w10="urn:schemas-microsoft-com:office:word" xmlns:w="http://schemas.openxmlformats.org/wordprocessingml/2006/main" xmlns:w14="http://schemas.microsoft.com/office/word/2010/wordml" xmlns:w15="http://schemas.microsoft.com/office/word/2012/wordml" xmlns:w16cei="http://schemas.microsoft.com/office/word/2026/wordml/cei" xmlns:w16cex="http://schemas.microsoft.com/office/word/2018/wordml/cex" xmlns:w16cid="http://schemas.microsoft.com/office/word/2016/wordml/cid" xmlns:w16="http://schemas.microsoft.com/office/word/2018/wordml" xmlns:w16du="http://schemas.microsoft.com/office/word/2023/wordml/word16du" xmlns:w16sdtdh="http://schemas.microsoft.com/office/word/2020/wordml/sdtdatahash" xmlns:w16sdtfl="http://schemas.microsoft.com/office/word/2024/wordml/sdtformatlock" xmlns:w16se="http://schemas.microsoft.com/office/word/2015/wordml/symex" xmlns:wpg="http://schemas.microsoft.com/office/word/2010/wordprocessingGroup" xmlns:wpi="http://schemas.microsoft.com/office/word/2010/wordprocessingInk" xmlns:wne="http://schemas.microsoft.com/office/word/2006/wordml" xmlns:wps="http://schemas.microsoft.com/office/word/2010/wordprocessingShape" mc:Ignorable="w14 w15 w16se w16cid w16 w16cex w16sdtdh w16sdtfl w16du wp14">
+  <w:endnote w:type="separator" w:id="-1">
+    <w:p>
+      <w:pPr>
+        <w:spacing w:before="0" w:after="0"/>
+      </w:pPr>
+      <w:r>
+        <w:separator/>
+      </w:r>
+    </w:p>
+  </w:endnote>
+  <w:endnote w:type="continuationSeparator" w:id="0">
+    <w:p>
+      <w:pPr>
+        <w:spacing w:before="0" w:after="0"/>
+      </w:pPr>
+      <w:r>
+        <w:continuationSeparator/>
+      </w:r>
+    </w:p>
+  </w:endnote>
+</w:endnotes>
+</file>
+
+<file path=word/footer1.xml><?xml version="1.0" encoding="utf-8"?>
+<w:ftr xmlns:wpc="http://schemas.microsoft.com/office/word/2010/wordprocessingCanvas" xmlns:cx="http://schemas.microsoft.com/office/drawing/2014/chartex" xmlns:cx1="http://schemas.microsoft.com/office/drawing/2015/9/8/chartex" xmlns:cx2="http://schemas.microsoft.com/office/drawing/2015/10/21/chartex" xmlns:cx3="http://schemas.microsoft.com/office/drawing/2016/5/9/chartex" xmlns:cx4="http://schemas.microsoft.com/office/drawing/2016/5/10/chartex" xmlns:cx5="http://schemas.microsoft.com/office/drawing/2016/5/11/chartex" xmlns:cx6="http://schemas.microsoft.com/office/drawing/2016/5/12/chartex" xmlns:cx7="http://schemas.microsoft.com/office/drawing/2016/5/13/chartex" xmlns:cx8="http://schemas.microsoft.com/office/drawing/2016/5/14/chartex" xmlns:mc="http://schemas.openxmlformats.org/markup-compatibility/2006" xmlns:aink="http://schemas.microsoft.com/office/drawing/2016/ink" xmlns:am3d="http://schemas.microsoft.com/office/drawing/2017/model3d" xmlns:o="urn:schemas-microsoft-com:office:office" xmlns:oel="http://schemas.microsoft.com/office/2019/extlst" xmlns:r="http://schemas.openxmlformats.org/officeDocument/2006/relationships" xmlns:m="http://schemas.openxmlformats.org/officeDocument/2006/math" xmlns:v="urn:schemas-microsoft-com:vml" xmlns:wp14="http://schemas.microsoft.com/office/word/2010/wordprocessingDrawing" xmlns:wp="http://schemas.openxmlformats.org/drawingml/2006/wordprocessingDrawing" xmlns:w10="urn:schemas-microsoft-com:office:word" xmlns:w="http://schemas.openxmlformats.org/wordprocessingml/2006/main" xmlns:w14="http://schemas.microsoft.com/office/word/2010/wordml" xmlns:w15="http://schemas.microsoft.com/office/word/2012/wordml" xmlns:w16cei="http://schemas.microsoft.com/office/word/2026/wordml/cei" xmlns:w16cex="http://schemas.microsoft.com/office/word/2018/wordml/cex" xmlns:w16cid="http://schemas.microsoft.com/office/word/2016/wordml/cid" xmlns:w16="http://schemas.microsoft.com/office/word/2018/wordml" xmlns:w16du="http://schemas.microsoft.com/office/word/2023/wordml/word16du" xmlns:w16sdtdh="http://schemas.microsoft.com/office/word/2020/wordml/sdtdatahash" xmlns:w16sdtfl="http://schemas.microsoft.com/office/word/2024/wordml/sdtformatlock" xmlns:w16se="http://schemas.microsoft.com/office/word/2015/wordml/symex" xmlns:wpg="http://schemas.microsoft.com/office/word/2010/wordprocessingGroup" xmlns:wpi="http://schemas.microsoft.com/office/word/2010/wordprocessingInk" xmlns:wne="http://schemas.microsoft.com/office/word/2006/wordml" xmlns:wps="http://schemas.microsoft.com/office/word/2010/wordprocessingShape" mc:Ignorable="w14 w15 w16se w16cid w16 w16cex w16sdtdh w16sdtfl w16du wp14">
+  <w:sdt>
+    <w:sdtPr>
+      <w:id w:val="767194852"/>
+      <w:docPartObj>
+        <w:docPartGallery w:val="Page Numbers (Bottom of Page)"/>
+        <w:docPartUnique/>
+      </w:docPartObj>
+    </w:sdtPr>
+    <w:sdtContent>
+      <w:sdt>
+        <w:sdtPr>
+          <w:id w:val="-1769616900"/>
+          <w:docPartObj>
+            <w:docPartGallery w:val="Page Numbers (Top of Page)"/>
+            <w:docPartUnique/>
+          </w:docPartObj>
+        </w:sdtPr>
+        <w:sdtContent>
+          <w:p>
+            <w:pPr>
+              <w:pStyle w:val="Footer"/>
+              <w:jc w:val="right"/>
+            </w:pPr>
+            <w:r>
+              <w:t xml:space="preserve">Page </w:t>
+            </w:r>
+            <w:r>
+              <w:rPr>
+                <w:b/>
+                <w:bCs/>
+              </w:rPr>
+              <w:fldChar w:fldCharType="begin"/>
+            </w:r>
+            <w:r>
+              <w:rPr>
+                <w:b/>
+                <w:bCs/>
+              </w:rPr>
+              <w:instrText xml:space="preserve"> PAGE </w:instrText>
+            </w:r>
+            <w:r>
+              <w:rPr>
+                <w:b/>
+                <w:bCs/>
+              </w:rPr>
+              <w:fldChar w:fldCharType="separate"/>
+            </w:r>
+            <w:r>
+              <w:rPr>
+                <w:b/>
+                <w:bCs/>
+                <w:noProof/>
+              </w:rPr>
+              <w:t>2</w:t>
+            </w:r>
+            <w:r>
+              <w:rPr>
+                <w:b/>
+                <w:bCs/>
+              </w:rPr>
+              <w:fldChar w:fldCharType="end"/>
+            </w:r>
+            <w:r>
+              <w:t xml:space="preserve"> of </w:t>
+            </w:r>
+            <w:r>
+              <w:rPr>
+                <w:b/>
+                <w:bCs/>
+              </w:rPr>
+              <w:fldChar w:fldCharType="begin"/>
+            </w:r>
+            <w:r>
+              <w:rPr>
+                <w:b/>
+                <w:bCs/>
+              </w:rPr>
+              <w:instrText xml:space="preserve"> NUMPAGES  </w:instrText>
+            </w:r>
+            <w:r>
+              <w:rPr>
+                <w:b/>
+                <w:bCs/>
+              </w:rPr>
+              <w:fldChar w:fldCharType="separate"/>
+            </w:r>
+            <w:r>
+              <w:rPr>
+                <w:b/>
+                <w:bCs/>
+                <w:noProof/>
+              </w:rPr>
+              <w:t>2</w:t>
+            </w:r>
+            <w:r>
+              <w:rPr>
+                <w:b/>
+                <w:bCs/>
+              </w:rPr>
+              <w:fldChar w:fldCharType="end"/>
+            </w:r>
+          </w:p>
+        </w:sdtContent>
+      </w:sdt>
+    </w:sdtContent>
+  </w:sdt>
+  <w:p>
+    <w:pPr>
+      <w:pStyle w:val="Footer"/>
+    </w:pPr>
+  </w:p>
+</w:ftr>
+</file>
+
+<file path=word/footnotes.xml><?xml version="1.0" encoding="utf-8"?>
+<w:footnotes xmlns:wpc="http://schemas.microsoft.com/office/word/2010/wordprocessingCanvas" xmlns:cx="http://schemas.microsoft.com/office/drawing/2014/chartex" xmlns:cx1="http://schemas.microsoft.com/office/drawing/2015/9/8/chartex" xmlns:cx2="http://schemas.microsoft.com/office/drawing/2015/10/21/chartex" xmlns:cx3="http://schemas.microsoft.com/office/drawing/2016/5/9/chartex" xmlns:cx4="http://schemas.microsoft.com/office/drawing/2016/5/10/chartex" xmlns:cx5="http://schemas.microsoft.com/office/drawing/2016/5/11/chartex" xmlns:cx6="http://schemas.microsoft.com/office/drawing/2016/5/12/chartex" xmlns:cx7="http://schemas.microsoft.com/office/drawing/2016/5/13/chartex" xmlns:cx8="http://schemas.microsoft.com/office/drawing/2016/5/14/chartex" xmlns:mc="http://schemas.openxmlformats.org/markup-compatibility/2006" xmlns:aink="http://schemas.microsoft.com/office/drawing/2016/ink" xmlns:am3d="http://schemas.microsoft.com/office/drawing/2017/model3d" xmlns:o="urn:schemas-microsoft-com:office:office" xmlns:oel="http://schemas.microsoft.com/office/2019/extlst" xmlns:r="http://schemas.openxmlformats.org/officeDocument/2006/relationships" xmlns:m="http://schemas.openxmlformats.org/officeDocument/2006/math" xmlns:v="urn:schemas-microsoft-com:vml" xmlns:wp14="http://schemas.microsoft.com/office/word/2010/wordprocessingDrawing" xmlns:wp="http://schemas.openxmlformats.org/drawingml/2006/wordprocessingDrawing" xmlns:w10="urn:schemas-microsoft-com:office:word" xmlns:w="http://schemas.openxmlformats.org/wordprocessingml/2006/main" xmlns:w14="http://schemas.microsoft.com/office/word/2010/wordml" xmlns:w15="http://schemas.microsoft.com/office/word/2012/wordml" xmlns:w16cei="http://schemas.microsoft.com/office/word/2026/wordml/cei" xmlns:w16cex="http://schemas.microsoft.com/office/word/2018/wordml/cex" xmlns:w16cid="http://schemas.microsoft.com/office/word/2016/wordml/cid" xmlns:w16="http://schemas.microsoft.com/office/word/2018/wordml" xmlns:w16du="http://schemas.microsoft.com/office/word/2023/wordml/word16du" xmlns:w16sdtdh="http://schemas.microsoft.com/office/word/2020/wordml/sdtdatahash" xmlns:w16sdtfl="http://schemas.microsoft.com/office/word/2024/wordml/sdtformatlock" xmlns:w16se="http://schemas.microsoft.com/office/word/2015/wordml/symex" xmlns:wpg="http://schemas.microsoft.com/office/word/2010/wordprocessingGroup" xmlns:wpi="http://schemas.microsoft.com/office/word/2010/wordprocessingInk" xmlns:wne="http://schemas.microsoft.com/office/word/2006/wordml" xmlns:wps="http://schemas.microsoft.com/office/word/2010/wordprocessingShape" mc:Ignorable="w14 w15 w16se w16cid w16 w16cex w16sdtdh w16sdtfl w16du wp14">
+  <w:footnote w:type="separator" w:id="-1">
+    <w:p>
+      <w:pPr>
+        <w:spacing w:before="0" w:after="0"/>
+      </w:pPr>
+      <w:r>
+        <w:separator/>
+      </w:r>
+    </w:p>
+  </w:footnote>
+  <w:footnote w:type="continuationSeparator" w:id="0">
+    <w:p>
+      <w:pPr>
+        <w:spacing w:before="0" w:after="0"/>
+      </w:pPr>
+      <w:r>
+        <w:continuationSeparator/>
+      </w:r>
+    </w:p>
+  </w:footnote>
+</w:footnotes>
+</file>
+
 <file path=word/numbering.xml><?xml version="1.0" encoding="utf-8"?>
-<w:numbering xmlns:wpc="http://schemas.microsoft.com/office/word/2010/wordprocessingCanvas" xmlns:cx="http://schemas.microsoft.com/office/drawing/2014/chartex" xmlns:cx1="http://schemas.microsoft.com/office/drawing/2015/9/8/chartex" xmlns:cx2="http://schemas.microsoft.com/office/drawing/2015/10/21/chartex" xmlns:cx3="http://schemas.microsoft.com/office/drawing/2016/5/9/chartex" xmlns:cx4="http://schemas.microsoft.com/office/drawing/2016/5/10/chartex" xmlns:cx5="http://schemas.microsoft.com/office/drawing/2016/5/11/chartex" xmlns:cx6="http://schemas.microsoft.com/office/drawing/2016/5/12/chartex" xmlns:cx7="http://schemas.microsoft.com/office/drawing/2016/5/13/chartex" xmlns:cx8="http://schemas.microsoft.com/office/drawing/2016/5/14/chartex" xmlns:mc="http://schemas.openxmlformats.org/markup-compatibility/2006" xmlns:aink="http://schemas.microsoft.com/office/drawing/2016/ink" xmlns:am3d="http://schemas.microsoft.com/office/drawing/2017/model3d" xmlns:o="urn:schemas-microsoft-com:office:office" xmlns:oel="http://schemas.microsoft.com/office/2019/extlst" xmlns:r="http://schemas.openxmlformats.org/officeDocument/2006/relationships" xmlns:m="http://schemas.openxmlformats.org/officeDocument/2006/math" xmlns:v="urn:schemas-microsoft-com:vml" xmlns:wp14="http://schemas.microsoft.com/office/word/2010/wordprocessingDrawing" xmlns:wp="http://schemas.openxmlformats.org/drawingml/2006/wordprocessingDrawing" xmlns:w10="urn:schemas-microsoft-com:office:word" xmlns:w="http://schemas.openxmlformats.org/wordprocessingml/2006/main" xmlns:w14="http://schemas.microsoft.com/office/word/2010/wordml" xmlns:w15="http://schemas.microsoft.com/office/word/2012/wordml" xmlns:w16cex="http://schemas.microsoft.com/office/word/2018/wordml/cex" xmlns:w16cid="http://schemas.microsoft.com/office/word/2016/wordml/cid" xmlns:w16="http://schemas.microsoft.com/office/word/2018/wordml" xmlns:w16du="http://schemas.microsoft.com/office/word/2023/wordml/word16du" xmlns:w16sdtdh="http://schemas.microsoft.com/office/word/2020/wordml/sdtdatahash" xmlns:w16sdtfl="http://schemas.microsoft.com/office/word/2024/wordml/sdtformatlock" xmlns:w16se="http://schemas.microsoft.com/office/word/2015/wordml/symex" xmlns:wpg="http://schemas.microsoft.com/office/word/2010/wordprocessingGroup" xmlns:wpi="http://schemas.microsoft.com/office/word/2010/wordprocessingInk" xmlns:wne="http://schemas.microsoft.com/office/word/2006/wordml" xmlns:wps="http://schemas.microsoft.com/office/word/2010/wordprocessingShape" mc:Ignorable="w14 w15 w16se w16cid w16 w16cex w16sdtdh w16sdtfl w16du wp14">
+<w:numbering xmlns:wpc="http://schemas.microsoft.com/office/word/2010/wordprocessingCanvas" xmlns:cx="http://schemas.microsoft.com/office/drawing/2014/chartex" xmlns:cx1="http://schemas.microsoft.com/office/drawing/2015/9/8/chartex" xmlns:cx2="http://schemas.microsoft.com/office/drawing/2015/10/21/chartex" xmlns:cx3="http://schemas.microsoft.com/office/drawing/2016/5/9/chartex" xmlns:cx4="http://schemas.microsoft.com/office/drawing/2016/5/10/chartex" xmlns:cx5="http://schemas.microsoft.com/office/drawing/2016/5/11/chartex" xmlns:cx6="http://schemas.microsoft.com/office/drawing/2016/5/12/chartex" xmlns:cx7="http://schemas.microsoft.com/office/drawing/2016/5/13/chartex" xmlns:cx8="http://schemas.microsoft.com/office/drawing/2016/5/14/chartex" xmlns:mc="http://schemas.openxmlformats.org/markup-compatibility/2006" xmlns:aink="http://schemas.microsoft.com/office/drawing/2016/ink" xmlns:am3d="http://schemas.microsoft.com/office/drawing/2017/model3d" xmlns:o="urn:schemas-microsoft-com:office:office" xmlns:oel="http://schemas.microsoft.com/office/2019/extlst" xmlns:r="http://schemas.openxmlformats.org/officeDocument/2006/relationships" xmlns:m="http://schemas.openxmlformats.org/officeDocument/2006/math" xmlns:v="urn:schemas-microsoft-com:vml" xmlns:wp14="http://schemas.microsoft.com/office/word/2010/wordprocessingDrawing" xmlns:wp="http://schemas.openxmlformats.org/drawingml/2006/wordprocessingDrawing" xmlns:w10="urn:schemas-microsoft-com:office:word" xmlns:w="http://schemas.openxmlformats.org/wordprocessingml/2006/main" xmlns:w14="http://schemas.microsoft.com/office/word/2010/wordml" xmlns:w15="http://schemas.microsoft.com/office/word/2012/wordml" xmlns:w16cei="http://schemas.microsoft.com/office/word/2026/wordml/cei" xmlns:w16cex="http://schemas.microsoft.com/office/word/2018/wordml/cex" xmlns:w16cid="http://schemas.microsoft.com/office/word/2016/wordml/cid" xmlns:w16="http://schemas.microsoft.com/office/word/2018/wordml" xmlns:w16du="http://schemas.microsoft.com/office/word/2023/wordml/word16du" xmlns:w16sdtdh="http://schemas.microsoft.com/office/word/2020/wordml/sdtdatahash" xmlns:w16sdtfl="http://schemas.microsoft.com/office/word/2024/wordml/sdtformatlock" xmlns:w16se="http://schemas.microsoft.com/office/word/2015/wordml/symex" xmlns:wpg="http://schemas.microsoft.com/office/word/2010/wordprocessingGroup" xmlns:wpi="http://schemas.microsoft.com/office/word/2010/wordprocessingInk" xmlns:wne="http://schemas.microsoft.com/office/word/2006/wordml" xmlns:wps="http://schemas.microsoft.com/office/word/2010/wordprocessingShape" mc:Ignorable="w14 w15 w16se w16cid w16 w16cex w16sdtdh w16sdtfl w16du wp14">
   <w:abstractNum w:abstractNumId="0" w15:restartNumberingAfterBreak="0">
     <w:nsid w:val="04D87671"/>
     <w:multiLevelType w:val="multilevel"/>
@@ -4750,6 +5175,62 @@
       <w:u w:val="single"/>
     </w:rPr>
   </w:style>
+  <w:style w:type="paragraph" w:styleId="Header">
+    <w:name w:val="header"/>
+    <w:basedOn w:val="Normal"/>
+    <w:link w:val="HeaderChar"/>
+    <w:uiPriority w:val="99"/>
+    <w:unhideWhenUsed/>
+    <w:rsid w:val="006F5B54"/>
+    <w:pPr>
+      <w:tabs>
+        <w:tab w:val="center" w:pos="4513"/>
+        <w:tab w:val="right" w:pos="9026"/>
+      </w:tabs>
+      <w:spacing w:before="0" w:after="0"/>
+    </w:pPr>
+  </w:style>
+  <w:style w:type="character" w:customStyle="1" w:styleId="HeaderChar">
+    <w:name w:val="Header Char"/>
+    <w:basedOn w:val="DefaultParagraphFont"/>
+    <w:link w:val="Header"/>
+    <w:uiPriority w:val="99"/>
+    <w:rsid w:val="006F5B54"/>
+  </w:style>
+  <w:style w:type="paragraph" w:styleId="Footer">
+    <w:name w:val="footer"/>
+    <w:basedOn w:val="Normal"/>
+    <w:link w:val="FooterChar"/>
+    <w:uiPriority w:val="99"/>
+    <w:unhideWhenUsed/>
+    <w:rsid w:val="006F5B54"/>
+    <w:pPr>
+      <w:tabs>
+        <w:tab w:val="center" w:pos="4513"/>
+        <w:tab w:val="right" w:pos="9026"/>
+      </w:tabs>
+      <w:spacing w:before="0" w:after="0"/>
+    </w:pPr>
+  </w:style>
+  <w:style w:type="character" w:customStyle="1" w:styleId="FooterChar">
+    <w:name w:val="Footer Char"/>
+    <w:basedOn w:val="DefaultParagraphFont"/>
+    <w:link w:val="Footer"/>
+    <w:uiPriority w:val="99"/>
+    <w:rsid w:val="006F5B54"/>
+  </w:style>
+  <w:style w:type="character" w:styleId="UnresolvedMention">
+    <w:name w:val="Unresolved Mention"/>
+    <w:basedOn w:val="DefaultParagraphFont"/>
+    <w:uiPriority w:val="99"/>
+    <w:semiHidden/>
+    <w:unhideWhenUsed/>
+    <w:rsid w:val="006F5B54"/>
+    <w:rPr>
+      <w:color w:val="605E5C"/>
+      <w:shd w:val="clear" w:color="auto" w:fill="E1DFDD"/>
+    </w:rPr>
+  </w:style>
 </w:styles>
 </file>
 
